--- a/Reve_AI_Copy_Deck.docx
+++ b/Reve_AI_Copy_Deck.docx
@@ -274,7 +274,7 @@
         <w:spacing w:after="200"/>
       </w:pPr>
       <w:r>
-        <w:t xml:space="preserve">Two ways to work together.</w:t>
+        <w:t xml:space="preserve">Turn your business knowledge into AI workflows you can use.</w:t>
       </w:r>
     </w:p>
     <w:p>
@@ -949,7 +949,7 @@
         <w:spacing w:after="120"/>
       </w:pPr>
       <w:r>
-        <w:t xml:space="preserve">Two ways to work together.</w:t>
+        <w:t xml:space="preserve">Turn your business knowledge into AI workflows you can use.</w:t>
       </w:r>
     </w:p>
     <w:p>
